--- a/content/october-2026-system/guides/G01-prompt-pomoshnik/workbook.docx
+++ b/content/october-2026-system/guides/G01-prompt-pomoshnik/workbook.docx
@@ -397,9 +397,15 @@
     </w:p>
     <w:p>
       <w:r>
-        <w:t>Сильные ученики заходят в реальные проекты под задачи брендов, набивают портфолио на живых кейсах.</w:t>
+        <w:t>AlovLab открыт для учеников, которые хотят двигаться дальше отдельных приёмов: можно заявить о себе</w:t>
         <w:br/>
-        <w:t>Практика, не обещание трудоустройства.</w:t>
+        <w:t>команде и претендовать на участие в реальных задачах под бренды по мере появления подходящих</w:t>
+        <w:br/>
+        <w:t>проектов (промпт-системы, контент-ассистенты, автоматизация переписки). Это путь, а не готовое</w:t>
+        <w:br/>
+        <w:t>место и не обещание трудоустройства — конкретные проекты появляются по мере надобности бренда, не</w:t>
+        <w:br/>
+        <w:t>гарантированно и не по расписанию.</w:t>
       </w:r>
     </w:p>
     <w:p/>
